--- a/docs/python_interview_notes.docx
+++ b/docs/python_interview_notes.docx
@@ -2779,13 +2779,8 @@
             <w:hideMark/>
           </w:tcPr>
           <w:p>
-            <w:proofErr w:type="gramStart"/>
-            <w:r>
-              <w:t>5 !</w:t>
-            </w:r>
-            <w:proofErr w:type="gramEnd"/>
-            <w:r>
-              <w:t>= 3</w:t>
+            <w:r>
+              <w:t>5 != 3</w:t>
             </w:r>
           </w:p>
         </w:tc>
@@ -10283,6 +10278,14 @@
           <w:p>
             <w:pPr>
               <w:rPr>
+                <w:sz w:val="28"/>
+                <w:szCs w:val="28"/>
+              </w:rPr>
+            </w:pPr>
+          </w:p>
+          <w:p>
+            <w:pPr>
+              <w:rPr>
                 <w:b/>
                 <w:bCs/>
                 <w:sz w:val="28"/>
@@ -10769,6 +10772,7 @@
                 <w:sz w:val="28"/>
                 <w:szCs w:val="28"/>
               </w:rPr>
+              <w:lastRenderedPageBreak/>
               <w:t>print(5/2)</w:t>
             </w:r>
           </w:p>
@@ -10784,7 +10788,6 @@
                 <w:sz w:val="28"/>
                 <w:szCs w:val="28"/>
               </w:rPr>
-              <w:lastRenderedPageBreak/>
               <w:br/>
             </w:r>
             <w:r>
@@ -11386,6 +11389,7 @@
                 <w:sz w:val="28"/>
                 <w:szCs w:val="28"/>
               </w:rPr>
+              <w:lastRenderedPageBreak/>
               <w:t xml:space="preserve">Returns a </w:t>
             </w:r>
             <w:r>
@@ -11418,7 +11422,6 @@
                 <w:sz w:val="28"/>
                 <w:szCs w:val="28"/>
               </w:rPr>
-              <w:lastRenderedPageBreak/>
               <w:t>👉</w:t>
             </w:r>
             <w:r>
@@ -12245,6 +12248,7 @@
                 <w:sz w:val="28"/>
                 <w:szCs w:val="28"/>
               </w:rPr>
+              <w:lastRenderedPageBreak/>
               <w:t>1. Class and Object</w:t>
             </w:r>
           </w:p>
@@ -12266,7 +12270,6 @@
                 <w:sz w:val="28"/>
                 <w:szCs w:val="28"/>
               </w:rPr>
-              <w:lastRenderedPageBreak/>
               <w:t>Class</w:t>
             </w:r>
             <w:r>
@@ -12795,6 +12798,7 @@
                 <w:sz w:val="28"/>
                 <w:szCs w:val="28"/>
               </w:rPr>
+              <w:lastRenderedPageBreak/>
               <w:t>Single Inheritance</w:t>
             </w:r>
             <w:r>
@@ -12823,7 +12827,6 @@
                 <w:sz w:val="28"/>
                 <w:szCs w:val="28"/>
               </w:rPr>
-              <w:lastRenderedPageBreak/>
               <w:t>Multiple Inheritance</w:t>
             </w:r>
             <w:r>
@@ -13340,6 +13343,7 @@
                 <w:sz w:val="28"/>
                 <w:szCs w:val="28"/>
               </w:rPr>
+              <w:lastRenderedPageBreak/>
               <w:t>✅</w:t>
             </w:r>
             <w:r>
@@ -13364,7 +13368,6 @@
                 <w:sz w:val="28"/>
                 <w:szCs w:val="28"/>
               </w:rPr>
-              <w:lastRenderedPageBreak/>
               <w:t>python</w:t>
             </w:r>
           </w:p>
@@ -13861,6 +13864,7 @@
                 <w:sz w:val="28"/>
                 <w:szCs w:val="28"/>
               </w:rPr>
+              <w:lastRenderedPageBreak/>
               <w:t>python</w:t>
             </w:r>
           </w:p>
@@ -13877,7 +13881,6 @@
                 <w:sz w:val="28"/>
                 <w:szCs w:val="28"/>
               </w:rPr>
-              <w:lastRenderedPageBreak/>
               <w:t>CopyEdit</w:t>
             </w:r>
             <w:proofErr w:type="spellEnd"/>
@@ -14369,6 +14372,7 @@
                 <w:sz w:val="28"/>
                 <w:szCs w:val="28"/>
               </w:rPr>
+              <w:lastRenderedPageBreak/>
               <w:t>It is a combination of multiple types of inheritance.</w:t>
             </w:r>
           </w:p>
@@ -14389,32 +14393,546 @@
                 <w:sz w:val="28"/>
                 <w:szCs w:val="28"/>
               </w:rPr>
+              <w:t>💡</w:t>
+            </w:r>
+            <w:r>
+              <w:rPr>
+                <w:b/>
+                <w:bCs/>
+                <w:sz w:val="28"/>
+                <w:szCs w:val="28"/>
+              </w:rPr>
+              <w:t xml:space="preserve"> Example:</w:t>
+            </w:r>
+          </w:p>
+          <w:p>
+            <w:pPr>
+              <w:rPr>
+                <w:sz w:val="28"/>
+                <w:szCs w:val="28"/>
+              </w:rPr>
+            </w:pPr>
+            <w:r>
+              <w:rPr>
+                <w:sz w:val="28"/>
+                <w:szCs w:val="28"/>
+              </w:rPr>
+              <w:t>python</w:t>
+            </w:r>
+          </w:p>
+          <w:p>
+            <w:pPr>
+              <w:rPr>
+                <w:sz w:val="28"/>
+                <w:szCs w:val="28"/>
+              </w:rPr>
+            </w:pPr>
+            <w:proofErr w:type="spellStart"/>
+            <w:r>
+              <w:rPr>
+                <w:sz w:val="28"/>
+                <w:szCs w:val="28"/>
+              </w:rPr>
+              <w:t>CopyEdit</w:t>
+            </w:r>
+            <w:proofErr w:type="spellEnd"/>
+          </w:p>
+          <w:p>
+            <w:pPr>
+              <w:rPr>
+                <w:sz w:val="28"/>
+                <w:szCs w:val="28"/>
+              </w:rPr>
+            </w:pPr>
+            <w:r>
+              <w:rPr>
+                <w:sz w:val="28"/>
+                <w:szCs w:val="28"/>
+              </w:rPr>
+              <w:t>class A:</w:t>
+            </w:r>
+          </w:p>
+          <w:p>
+            <w:pPr>
+              <w:rPr>
+                <w:sz w:val="28"/>
+                <w:szCs w:val="28"/>
+              </w:rPr>
+            </w:pPr>
+            <w:r>
+              <w:rPr>
+                <w:sz w:val="28"/>
+                <w:szCs w:val="28"/>
+              </w:rPr>
+              <w:t xml:space="preserve">    def </w:t>
+            </w:r>
+            <w:proofErr w:type="spellStart"/>
+            <w:r>
+              <w:rPr>
+                <w:sz w:val="28"/>
+                <w:szCs w:val="28"/>
+              </w:rPr>
+              <w:t>methodA</w:t>
+            </w:r>
+            <w:proofErr w:type="spellEnd"/>
+            <w:r>
+              <w:rPr>
+                <w:sz w:val="28"/>
+                <w:szCs w:val="28"/>
+              </w:rPr>
+              <w:t>(self):</w:t>
+            </w:r>
+          </w:p>
+          <w:p>
+            <w:pPr>
+              <w:rPr>
+                <w:sz w:val="28"/>
+                <w:szCs w:val="28"/>
+              </w:rPr>
+            </w:pPr>
+            <w:r>
+              <w:rPr>
+                <w:sz w:val="28"/>
+                <w:szCs w:val="28"/>
+              </w:rPr>
+              <w:t xml:space="preserve">        </w:t>
+            </w:r>
+            <w:proofErr w:type="gramStart"/>
+            <w:r>
+              <w:rPr>
+                <w:sz w:val="28"/>
+                <w:szCs w:val="28"/>
+              </w:rPr>
+              <w:t>print(</w:t>
+            </w:r>
+            <w:proofErr w:type="gramEnd"/>
+            <w:r>
+              <w:rPr>
+                <w:sz w:val="28"/>
+                <w:szCs w:val="28"/>
+              </w:rPr>
+              <w:t>"Method from Class A")</w:t>
+            </w:r>
+          </w:p>
+          <w:p>
+            <w:pPr>
+              <w:rPr>
+                <w:sz w:val="28"/>
+                <w:szCs w:val="28"/>
+              </w:rPr>
+            </w:pPr>
+          </w:p>
+          <w:p>
+            <w:pPr>
+              <w:rPr>
+                <w:sz w:val="28"/>
+                <w:szCs w:val="28"/>
+              </w:rPr>
+            </w:pPr>
+            <w:r>
+              <w:rPr>
+                <w:sz w:val="28"/>
+                <w:szCs w:val="28"/>
+              </w:rPr>
+              <w:t>class B(A):</w:t>
+            </w:r>
+          </w:p>
+          <w:p>
+            <w:pPr>
+              <w:rPr>
+                <w:sz w:val="28"/>
+                <w:szCs w:val="28"/>
+              </w:rPr>
+            </w:pPr>
+            <w:r>
+              <w:rPr>
+                <w:sz w:val="28"/>
+                <w:szCs w:val="28"/>
+              </w:rPr>
+              <w:t xml:space="preserve">    def </w:t>
+            </w:r>
+            <w:proofErr w:type="spellStart"/>
+            <w:r>
+              <w:rPr>
+                <w:sz w:val="28"/>
+                <w:szCs w:val="28"/>
+              </w:rPr>
+              <w:t>methodB</w:t>
+            </w:r>
+            <w:proofErr w:type="spellEnd"/>
+            <w:r>
+              <w:rPr>
+                <w:sz w:val="28"/>
+                <w:szCs w:val="28"/>
+              </w:rPr>
+              <w:t>(self):</w:t>
+            </w:r>
+          </w:p>
+          <w:p>
+            <w:pPr>
+              <w:rPr>
+                <w:sz w:val="28"/>
+                <w:szCs w:val="28"/>
+              </w:rPr>
+            </w:pPr>
+            <w:r>
+              <w:rPr>
+                <w:sz w:val="28"/>
+                <w:szCs w:val="28"/>
+              </w:rPr>
+              <w:t xml:space="preserve">        </w:t>
+            </w:r>
+            <w:proofErr w:type="gramStart"/>
+            <w:r>
+              <w:rPr>
+                <w:sz w:val="28"/>
+                <w:szCs w:val="28"/>
+              </w:rPr>
+              <w:t>print(</w:t>
+            </w:r>
+            <w:proofErr w:type="gramEnd"/>
+            <w:r>
+              <w:rPr>
+                <w:sz w:val="28"/>
+                <w:szCs w:val="28"/>
+              </w:rPr>
+              <w:t>"Method from Class B")</w:t>
+            </w:r>
+          </w:p>
+          <w:p>
+            <w:pPr>
+              <w:rPr>
+                <w:sz w:val="28"/>
+                <w:szCs w:val="28"/>
+              </w:rPr>
+            </w:pPr>
+          </w:p>
+          <w:p>
+            <w:pPr>
+              <w:rPr>
+                <w:sz w:val="28"/>
+                <w:szCs w:val="28"/>
+              </w:rPr>
+            </w:pPr>
+            <w:r>
+              <w:rPr>
+                <w:sz w:val="28"/>
+                <w:szCs w:val="28"/>
+              </w:rPr>
+              <w:t>class C:</w:t>
+            </w:r>
+          </w:p>
+          <w:p>
+            <w:pPr>
+              <w:rPr>
+                <w:sz w:val="28"/>
+                <w:szCs w:val="28"/>
+              </w:rPr>
+            </w:pPr>
+            <w:r>
+              <w:rPr>
+                <w:sz w:val="28"/>
+                <w:szCs w:val="28"/>
+              </w:rPr>
+              <w:t xml:space="preserve">    def </w:t>
+            </w:r>
+            <w:proofErr w:type="spellStart"/>
+            <w:r>
+              <w:rPr>
+                <w:sz w:val="28"/>
+                <w:szCs w:val="28"/>
+              </w:rPr>
+              <w:t>methodC</w:t>
+            </w:r>
+            <w:proofErr w:type="spellEnd"/>
+            <w:r>
+              <w:rPr>
+                <w:sz w:val="28"/>
+                <w:szCs w:val="28"/>
+              </w:rPr>
+              <w:t>(self):</w:t>
+            </w:r>
+          </w:p>
+          <w:p>
+            <w:pPr>
+              <w:rPr>
+                <w:sz w:val="28"/>
+                <w:szCs w:val="28"/>
+              </w:rPr>
+            </w:pPr>
+            <w:r>
+              <w:rPr>
+                <w:sz w:val="28"/>
+                <w:szCs w:val="28"/>
+              </w:rPr>
+              <w:t xml:space="preserve">        </w:t>
+            </w:r>
+            <w:proofErr w:type="gramStart"/>
+            <w:r>
+              <w:rPr>
+                <w:sz w:val="28"/>
+                <w:szCs w:val="28"/>
+              </w:rPr>
+              <w:t>print(</w:t>
+            </w:r>
+            <w:proofErr w:type="gramEnd"/>
+            <w:r>
+              <w:rPr>
+                <w:sz w:val="28"/>
+                <w:szCs w:val="28"/>
+              </w:rPr>
+              <w:t>"Method from Class C")</w:t>
+            </w:r>
+          </w:p>
+          <w:p>
+            <w:pPr>
+              <w:rPr>
+                <w:sz w:val="28"/>
+                <w:szCs w:val="28"/>
+              </w:rPr>
+            </w:pPr>
+          </w:p>
+          <w:p>
+            <w:pPr>
+              <w:rPr>
+                <w:sz w:val="28"/>
+                <w:szCs w:val="28"/>
+              </w:rPr>
+            </w:pPr>
+            <w:r>
+              <w:rPr>
+                <w:sz w:val="28"/>
+                <w:szCs w:val="28"/>
+              </w:rPr>
+              <w:t># Class D inherits from both B and C (Combination = Multilevel + Multiple)</w:t>
+            </w:r>
+          </w:p>
+          <w:p>
+            <w:pPr>
+              <w:rPr>
+                <w:sz w:val="28"/>
+                <w:szCs w:val="28"/>
+              </w:rPr>
+            </w:pPr>
+            <w:r>
+              <w:rPr>
+                <w:sz w:val="28"/>
+                <w:szCs w:val="28"/>
+              </w:rPr>
+              <w:t xml:space="preserve">class </w:t>
+            </w:r>
+            <w:proofErr w:type="gramStart"/>
+            <w:r>
+              <w:rPr>
+                <w:sz w:val="28"/>
+                <w:szCs w:val="28"/>
+              </w:rPr>
+              <w:t>D(</w:t>
+            </w:r>
+            <w:proofErr w:type="gramEnd"/>
+            <w:r>
+              <w:rPr>
+                <w:sz w:val="28"/>
+                <w:szCs w:val="28"/>
+              </w:rPr>
+              <w:t>B, C):</w:t>
+            </w:r>
+          </w:p>
+          <w:p>
+            <w:pPr>
+              <w:rPr>
+                <w:sz w:val="28"/>
+                <w:szCs w:val="28"/>
+              </w:rPr>
+            </w:pPr>
+            <w:r>
+              <w:rPr>
+                <w:sz w:val="28"/>
+                <w:szCs w:val="28"/>
+              </w:rPr>
+              <w:t xml:space="preserve">    def </w:t>
+            </w:r>
+            <w:proofErr w:type="spellStart"/>
+            <w:r>
+              <w:rPr>
+                <w:sz w:val="28"/>
+                <w:szCs w:val="28"/>
+              </w:rPr>
+              <w:t>methodD</w:t>
+            </w:r>
+            <w:proofErr w:type="spellEnd"/>
+            <w:r>
+              <w:rPr>
+                <w:sz w:val="28"/>
+                <w:szCs w:val="28"/>
+              </w:rPr>
+              <w:t>(self):</w:t>
+            </w:r>
+          </w:p>
+          <w:p>
+            <w:pPr>
+              <w:rPr>
+                <w:sz w:val="28"/>
+                <w:szCs w:val="28"/>
+              </w:rPr>
+            </w:pPr>
+            <w:r>
+              <w:rPr>
+                <w:sz w:val="28"/>
+                <w:szCs w:val="28"/>
+              </w:rPr>
+              <w:t xml:space="preserve">        </w:t>
+            </w:r>
+            <w:proofErr w:type="gramStart"/>
+            <w:r>
+              <w:rPr>
+                <w:sz w:val="28"/>
+                <w:szCs w:val="28"/>
+              </w:rPr>
+              <w:t>print(</w:t>
+            </w:r>
+            <w:proofErr w:type="gramEnd"/>
+            <w:r>
+              <w:rPr>
+                <w:sz w:val="28"/>
+                <w:szCs w:val="28"/>
+              </w:rPr>
+              <w:t>"Method from Class D")</w:t>
+            </w:r>
+          </w:p>
+          <w:p>
+            <w:pPr>
+              <w:rPr>
+                <w:sz w:val="28"/>
+                <w:szCs w:val="28"/>
+              </w:rPr>
+            </w:pPr>
+          </w:p>
+          <w:p>
+            <w:pPr>
+              <w:rPr>
+                <w:sz w:val="28"/>
+                <w:szCs w:val="28"/>
+              </w:rPr>
+            </w:pPr>
+            <w:r>
+              <w:rPr>
+                <w:sz w:val="28"/>
+                <w:szCs w:val="28"/>
+              </w:rPr>
+              <w:t># Object of class D</w:t>
+            </w:r>
+          </w:p>
+          <w:p>
+            <w:pPr>
+              <w:rPr>
+                <w:sz w:val="28"/>
+                <w:szCs w:val="28"/>
+              </w:rPr>
+            </w:pPr>
+            <w:r>
+              <w:rPr>
+                <w:sz w:val="28"/>
+                <w:szCs w:val="28"/>
+              </w:rPr>
+              <w:t xml:space="preserve">d = </w:t>
+            </w:r>
+            <w:proofErr w:type="gramStart"/>
+            <w:r>
+              <w:rPr>
+                <w:sz w:val="28"/>
+                <w:szCs w:val="28"/>
+              </w:rPr>
+              <w:t>D(</w:t>
+            </w:r>
+            <w:proofErr w:type="gramEnd"/>
+            <w:r>
+              <w:rPr>
+                <w:sz w:val="28"/>
+                <w:szCs w:val="28"/>
+              </w:rPr>
+              <w:t>)</w:t>
+            </w:r>
+          </w:p>
+          <w:p>
+            <w:pPr>
+              <w:rPr>
+                <w:sz w:val="28"/>
+                <w:szCs w:val="28"/>
+              </w:rPr>
+            </w:pPr>
+            <w:proofErr w:type="spellStart"/>
+            <w:r>
+              <w:rPr>
+                <w:sz w:val="28"/>
+                <w:szCs w:val="28"/>
+              </w:rPr>
+              <w:t>d.</w:t>
+            </w:r>
+            <w:proofErr w:type="gramStart"/>
+            <w:r>
+              <w:rPr>
+                <w:sz w:val="28"/>
+                <w:szCs w:val="28"/>
+              </w:rPr>
+              <w:t>methodA</w:t>
+            </w:r>
+            <w:proofErr w:type="spellEnd"/>
+            <w:r>
+              <w:rPr>
+                <w:sz w:val="28"/>
+                <w:szCs w:val="28"/>
+              </w:rPr>
+              <w:t>()  #</w:t>
+            </w:r>
+            <w:proofErr w:type="gramEnd"/>
+            <w:r>
+              <w:rPr>
+                <w:sz w:val="28"/>
+                <w:szCs w:val="28"/>
+              </w:rPr>
+              <w:t xml:space="preserve"> From A</w:t>
+            </w:r>
+          </w:p>
+          <w:p>
+            <w:pPr>
+              <w:rPr>
+                <w:sz w:val="28"/>
+                <w:szCs w:val="28"/>
+              </w:rPr>
+            </w:pPr>
+            <w:proofErr w:type="spellStart"/>
+            <w:r>
+              <w:rPr>
+                <w:sz w:val="28"/>
+                <w:szCs w:val="28"/>
+              </w:rPr>
               <w:lastRenderedPageBreak/>
-              <w:t>💡</w:t>
-            </w:r>
-            <w:r>
-              <w:rPr>
-                <w:b/>
-                <w:bCs/>
-                <w:sz w:val="28"/>
-                <w:szCs w:val="28"/>
-              </w:rPr>
-              <w:t xml:space="preserve"> Example:</w:t>
-            </w:r>
-          </w:p>
-          <w:p>
-            <w:pPr>
-              <w:rPr>
-                <w:sz w:val="28"/>
-                <w:szCs w:val="28"/>
-              </w:rPr>
-            </w:pPr>
-            <w:r>
-              <w:rPr>
-                <w:sz w:val="28"/>
-                <w:szCs w:val="28"/>
-              </w:rPr>
-              <w:t>python</w:t>
+              <w:t>d.</w:t>
+            </w:r>
+            <w:proofErr w:type="gramStart"/>
+            <w:r>
+              <w:rPr>
+                <w:sz w:val="28"/>
+                <w:szCs w:val="28"/>
+              </w:rPr>
+              <w:t>methodB</w:t>
+            </w:r>
+            <w:proofErr w:type="spellEnd"/>
+            <w:r>
+              <w:rPr>
+                <w:sz w:val="28"/>
+                <w:szCs w:val="28"/>
+              </w:rPr>
+              <w:t>()  #</w:t>
+            </w:r>
+            <w:proofErr w:type="gramEnd"/>
+            <w:r>
+              <w:rPr>
+                <w:sz w:val="28"/>
+                <w:szCs w:val="28"/>
+              </w:rPr>
+              <w:t xml:space="preserve"> From B</w:t>
             </w:r>
           </w:p>
           <w:p>
@@ -14430,521 +14948,6 @@
                 <w:sz w:val="28"/>
                 <w:szCs w:val="28"/>
               </w:rPr>
-              <w:t>CopyEdit</w:t>
-            </w:r>
-            <w:proofErr w:type="spellEnd"/>
-          </w:p>
-          <w:p>
-            <w:pPr>
-              <w:rPr>
-                <w:sz w:val="28"/>
-                <w:szCs w:val="28"/>
-              </w:rPr>
-            </w:pPr>
-            <w:r>
-              <w:rPr>
-                <w:sz w:val="28"/>
-                <w:szCs w:val="28"/>
-              </w:rPr>
-              <w:t>class A:</w:t>
-            </w:r>
-          </w:p>
-          <w:p>
-            <w:pPr>
-              <w:rPr>
-                <w:sz w:val="28"/>
-                <w:szCs w:val="28"/>
-              </w:rPr>
-            </w:pPr>
-            <w:r>
-              <w:rPr>
-                <w:sz w:val="28"/>
-                <w:szCs w:val="28"/>
-              </w:rPr>
-              <w:t xml:space="preserve">    def </w:t>
-            </w:r>
-            <w:proofErr w:type="spellStart"/>
-            <w:r>
-              <w:rPr>
-                <w:sz w:val="28"/>
-                <w:szCs w:val="28"/>
-              </w:rPr>
-              <w:t>methodA</w:t>
-            </w:r>
-            <w:proofErr w:type="spellEnd"/>
-            <w:r>
-              <w:rPr>
-                <w:sz w:val="28"/>
-                <w:szCs w:val="28"/>
-              </w:rPr>
-              <w:t>(self):</w:t>
-            </w:r>
-          </w:p>
-          <w:p>
-            <w:pPr>
-              <w:rPr>
-                <w:sz w:val="28"/>
-                <w:szCs w:val="28"/>
-              </w:rPr>
-            </w:pPr>
-            <w:r>
-              <w:rPr>
-                <w:sz w:val="28"/>
-                <w:szCs w:val="28"/>
-              </w:rPr>
-              <w:t xml:space="preserve">        </w:t>
-            </w:r>
-            <w:proofErr w:type="gramStart"/>
-            <w:r>
-              <w:rPr>
-                <w:sz w:val="28"/>
-                <w:szCs w:val="28"/>
-              </w:rPr>
-              <w:t>print(</w:t>
-            </w:r>
-            <w:proofErr w:type="gramEnd"/>
-            <w:r>
-              <w:rPr>
-                <w:sz w:val="28"/>
-                <w:szCs w:val="28"/>
-              </w:rPr>
-              <w:t>"Method from Class A")</w:t>
-            </w:r>
-          </w:p>
-          <w:p>
-            <w:pPr>
-              <w:rPr>
-                <w:sz w:val="28"/>
-                <w:szCs w:val="28"/>
-              </w:rPr>
-            </w:pPr>
-          </w:p>
-          <w:p>
-            <w:pPr>
-              <w:rPr>
-                <w:sz w:val="28"/>
-                <w:szCs w:val="28"/>
-              </w:rPr>
-            </w:pPr>
-            <w:r>
-              <w:rPr>
-                <w:sz w:val="28"/>
-                <w:szCs w:val="28"/>
-              </w:rPr>
-              <w:t>class B(A):</w:t>
-            </w:r>
-          </w:p>
-          <w:p>
-            <w:pPr>
-              <w:rPr>
-                <w:sz w:val="28"/>
-                <w:szCs w:val="28"/>
-              </w:rPr>
-            </w:pPr>
-            <w:r>
-              <w:rPr>
-                <w:sz w:val="28"/>
-                <w:szCs w:val="28"/>
-              </w:rPr>
-              <w:t xml:space="preserve">    def </w:t>
-            </w:r>
-            <w:proofErr w:type="spellStart"/>
-            <w:r>
-              <w:rPr>
-                <w:sz w:val="28"/>
-                <w:szCs w:val="28"/>
-              </w:rPr>
-              <w:t>methodB</w:t>
-            </w:r>
-            <w:proofErr w:type="spellEnd"/>
-            <w:r>
-              <w:rPr>
-                <w:sz w:val="28"/>
-                <w:szCs w:val="28"/>
-              </w:rPr>
-              <w:t>(self):</w:t>
-            </w:r>
-          </w:p>
-          <w:p>
-            <w:pPr>
-              <w:rPr>
-                <w:sz w:val="28"/>
-                <w:szCs w:val="28"/>
-              </w:rPr>
-            </w:pPr>
-            <w:r>
-              <w:rPr>
-                <w:sz w:val="28"/>
-                <w:szCs w:val="28"/>
-              </w:rPr>
-              <w:t xml:space="preserve">        </w:t>
-            </w:r>
-            <w:proofErr w:type="gramStart"/>
-            <w:r>
-              <w:rPr>
-                <w:sz w:val="28"/>
-                <w:szCs w:val="28"/>
-              </w:rPr>
-              <w:t>print(</w:t>
-            </w:r>
-            <w:proofErr w:type="gramEnd"/>
-            <w:r>
-              <w:rPr>
-                <w:sz w:val="28"/>
-                <w:szCs w:val="28"/>
-              </w:rPr>
-              <w:t>"Method from Class B")</w:t>
-            </w:r>
-          </w:p>
-          <w:p>
-            <w:pPr>
-              <w:rPr>
-                <w:sz w:val="28"/>
-                <w:szCs w:val="28"/>
-              </w:rPr>
-            </w:pPr>
-          </w:p>
-          <w:p>
-            <w:pPr>
-              <w:rPr>
-                <w:sz w:val="28"/>
-                <w:szCs w:val="28"/>
-              </w:rPr>
-            </w:pPr>
-            <w:r>
-              <w:rPr>
-                <w:sz w:val="28"/>
-                <w:szCs w:val="28"/>
-              </w:rPr>
-              <w:t>class C:</w:t>
-            </w:r>
-          </w:p>
-          <w:p>
-            <w:pPr>
-              <w:rPr>
-                <w:sz w:val="28"/>
-                <w:szCs w:val="28"/>
-              </w:rPr>
-            </w:pPr>
-            <w:r>
-              <w:rPr>
-                <w:sz w:val="28"/>
-                <w:szCs w:val="28"/>
-              </w:rPr>
-              <w:t xml:space="preserve">    def </w:t>
-            </w:r>
-            <w:proofErr w:type="spellStart"/>
-            <w:r>
-              <w:rPr>
-                <w:sz w:val="28"/>
-                <w:szCs w:val="28"/>
-              </w:rPr>
-              <w:t>methodC</w:t>
-            </w:r>
-            <w:proofErr w:type="spellEnd"/>
-            <w:r>
-              <w:rPr>
-                <w:sz w:val="28"/>
-                <w:szCs w:val="28"/>
-              </w:rPr>
-              <w:t>(self):</w:t>
-            </w:r>
-          </w:p>
-          <w:p>
-            <w:pPr>
-              <w:rPr>
-                <w:sz w:val="28"/>
-                <w:szCs w:val="28"/>
-              </w:rPr>
-            </w:pPr>
-            <w:r>
-              <w:rPr>
-                <w:sz w:val="28"/>
-                <w:szCs w:val="28"/>
-              </w:rPr>
-              <w:t xml:space="preserve">        </w:t>
-            </w:r>
-            <w:proofErr w:type="gramStart"/>
-            <w:r>
-              <w:rPr>
-                <w:sz w:val="28"/>
-                <w:szCs w:val="28"/>
-              </w:rPr>
-              <w:t>print(</w:t>
-            </w:r>
-            <w:proofErr w:type="gramEnd"/>
-            <w:r>
-              <w:rPr>
-                <w:sz w:val="28"/>
-                <w:szCs w:val="28"/>
-              </w:rPr>
-              <w:t>"Method from Class C")</w:t>
-            </w:r>
-          </w:p>
-          <w:p>
-            <w:pPr>
-              <w:rPr>
-                <w:sz w:val="28"/>
-                <w:szCs w:val="28"/>
-              </w:rPr>
-            </w:pPr>
-          </w:p>
-          <w:p>
-            <w:pPr>
-              <w:rPr>
-                <w:sz w:val="28"/>
-                <w:szCs w:val="28"/>
-              </w:rPr>
-            </w:pPr>
-            <w:r>
-              <w:rPr>
-                <w:sz w:val="28"/>
-                <w:szCs w:val="28"/>
-              </w:rPr>
-              <w:t># Class D inherits from both B and C (Combination = Multilevel + Multiple)</w:t>
-            </w:r>
-          </w:p>
-          <w:p>
-            <w:pPr>
-              <w:rPr>
-                <w:sz w:val="28"/>
-                <w:szCs w:val="28"/>
-              </w:rPr>
-            </w:pPr>
-            <w:r>
-              <w:rPr>
-                <w:sz w:val="28"/>
-                <w:szCs w:val="28"/>
-              </w:rPr>
-              <w:t xml:space="preserve">class </w:t>
-            </w:r>
-            <w:proofErr w:type="gramStart"/>
-            <w:r>
-              <w:rPr>
-                <w:sz w:val="28"/>
-                <w:szCs w:val="28"/>
-              </w:rPr>
-              <w:t>D(</w:t>
-            </w:r>
-            <w:proofErr w:type="gramEnd"/>
-            <w:r>
-              <w:rPr>
-                <w:sz w:val="28"/>
-                <w:szCs w:val="28"/>
-              </w:rPr>
-              <w:t>B, C):</w:t>
-            </w:r>
-          </w:p>
-          <w:p>
-            <w:pPr>
-              <w:rPr>
-                <w:sz w:val="28"/>
-                <w:szCs w:val="28"/>
-              </w:rPr>
-            </w:pPr>
-            <w:r>
-              <w:rPr>
-                <w:sz w:val="28"/>
-                <w:szCs w:val="28"/>
-              </w:rPr>
-              <w:t xml:space="preserve">    def </w:t>
-            </w:r>
-            <w:proofErr w:type="spellStart"/>
-            <w:r>
-              <w:rPr>
-                <w:sz w:val="28"/>
-                <w:szCs w:val="28"/>
-              </w:rPr>
-              <w:t>methodD</w:t>
-            </w:r>
-            <w:proofErr w:type="spellEnd"/>
-            <w:r>
-              <w:rPr>
-                <w:sz w:val="28"/>
-                <w:szCs w:val="28"/>
-              </w:rPr>
-              <w:t>(self):</w:t>
-            </w:r>
-          </w:p>
-          <w:p>
-            <w:pPr>
-              <w:rPr>
-                <w:sz w:val="28"/>
-                <w:szCs w:val="28"/>
-              </w:rPr>
-            </w:pPr>
-            <w:r>
-              <w:rPr>
-                <w:sz w:val="28"/>
-                <w:szCs w:val="28"/>
-              </w:rPr>
-              <w:t xml:space="preserve">        </w:t>
-            </w:r>
-            <w:proofErr w:type="gramStart"/>
-            <w:r>
-              <w:rPr>
-                <w:sz w:val="28"/>
-                <w:szCs w:val="28"/>
-              </w:rPr>
-              <w:t>print(</w:t>
-            </w:r>
-            <w:proofErr w:type="gramEnd"/>
-            <w:r>
-              <w:rPr>
-                <w:sz w:val="28"/>
-                <w:szCs w:val="28"/>
-              </w:rPr>
-              <w:t>"Method from Class D")</w:t>
-            </w:r>
-          </w:p>
-          <w:p>
-            <w:pPr>
-              <w:rPr>
-                <w:sz w:val="28"/>
-                <w:szCs w:val="28"/>
-              </w:rPr>
-            </w:pPr>
-          </w:p>
-          <w:p>
-            <w:pPr>
-              <w:rPr>
-                <w:sz w:val="28"/>
-                <w:szCs w:val="28"/>
-              </w:rPr>
-            </w:pPr>
-            <w:r>
-              <w:rPr>
-                <w:sz w:val="28"/>
-                <w:szCs w:val="28"/>
-              </w:rPr>
-              <w:t># Object of class D</w:t>
-            </w:r>
-          </w:p>
-          <w:p>
-            <w:pPr>
-              <w:rPr>
-                <w:sz w:val="28"/>
-                <w:szCs w:val="28"/>
-              </w:rPr>
-            </w:pPr>
-            <w:r>
-              <w:rPr>
-                <w:sz w:val="28"/>
-                <w:szCs w:val="28"/>
-              </w:rPr>
-              <w:t xml:space="preserve">d = </w:t>
-            </w:r>
-            <w:proofErr w:type="gramStart"/>
-            <w:r>
-              <w:rPr>
-                <w:sz w:val="28"/>
-                <w:szCs w:val="28"/>
-              </w:rPr>
-              <w:t>D(</w:t>
-            </w:r>
-            <w:proofErr w:type="gramEnd"/>
-            <w:r>
-              <w:rPr>
-                <w:sz w:val="28"/>
-                <w:szCs w:val="28"/>
-              </w:rPr>
-              <w:t>)</w:t>
-            </w:r>
-          </w:p>
-          <w:p>
-            <w:pPr>
-              <w:rPr>
-                <w:sz w:val="28"/>
-                <w:szCs w:val="28"/>
-              </w:rPr>
-            </w:pPr>
-            <w:proofErr w:type="spellStart"/>
-            <w:r>
-              <w:rPr>
-                <w:sz w:val="28"/>
-                <w:szCs w:val="28"/>
-              </w:rPr>
-              <w:t>d.</w:t>
-            </w:r>
-            <w:proofErr w:type="gramStart"/>
-            <w:r>
-              <w:rPr>
-                <w:sz w:val="28"/>
-                <w:szCs w:val="28"/>
-              </w:rPr>
-              <w:t>methodA</w:t>
-            </w:r>
-            <w:proofErr w:type="spellEnd"/>
-            <w:r>
-              <w:rPr>
-                <w:sz w:val="28"/>
-                <w:szCs w:val="28"/>
-              </w:rPr>
-              <w:t>()  #</w:t>
-            </w:r>
-            <w:proofErr w:type="gramEnd"/>
-            <w:r>
-              <w:rPr>
-                <w:sz w:val="28"/>
-                <w:szCs w:val="28"/>
-              </w:rPr>
-              <w:t xml:space="preserve"> From A</w:t>
-            </w:r>
-          </w:p>
-          <w:p>
-            <w:pPr>
-              <w:rPr>
-                <w:sz w:val="28"/>
-                <w:szCs w:val="28"/>
-              </w:rPr>
-            </w:pPr>
-            <w:proofErr w:type="spellStart"/>
-            <w:r>
-              <w:rPr>
-                <w:sz w:val="28"/>
-                <w:szCs w:val="28"/>
-              </w:rPr>
-              <w:t>d.</w:t>
-            </w:r>
-            <w:proofErr w:type="gramStart"/>
-            <w:r>
-              <w:rPr>
-                <w:sz w:val="28"/>
-                <w:szCs w:val="28"/>
-              </w:rPr>
-              <w:t>methodB</w:t>
-            </w:r>
-            <w:proofErr w:type="spellEnd"/>
-            <w:r>
-              <w:rPr>
-                <w:sz w:val="28"/>
-                <w:szCs w:val="28"/>
-              </w:rPr>
-              <w:t>()  #</w:t>
-            </w:r>
-            <w:proofErr w:type="gramEnd"/>
-            <w:r>
-              <w:rPr>
-                <w:sz w:val="28"/>
-                <w:szCs w:val="28"/>
-              </w:rPr>
-              <w:t xml:space="preserve"> From B</w:t>
-            </w:r>
-          </w:p>
-          <w:p>
-            <w:pPr>
-              <w:rPr>
-                <w:sz w:val="28"/>
-                <w:szCs w:val="28"/>
-              </w:rPr>
-            </w:pPr>
-            <w:proofErr w:type="spellStart"/>
-            <w:r>
-              <w:rPr>
-                <w:sz w:val="28"/>
-                <w:szCs w:val="28"/>
-              </w:rPr>
-              <w:lastRenderedPageBreak/>
               <w:t>d.</w:t>
             </w:r>
             <w:proofErr w:type="gramStart"/>
@@ -15546,6 +15549,7 @@
                 <w:sz w:val="28"/>
                 <w:szCs w:val="28"/>
               </w:rPr>
+              <w:lastRenderedPageBreak/>
               <w:t>Same method name behaves differently based on the object.</w:t>
             </w:r>
           </w:p>
@@ -15561,7 +15565,6 @@
                 <w:sz w:val="28"/>
                 <w:szCs w:val="28"/>
               </w:rPr>
-              <w:lastRenderedPageBreak/>
               <w:t>python</w:t>
             </w:r>
           </w:p>
@@ -16218,6 +16221,7 @@
                       <w:sz w:val="28"/>
                       <w:szCs w:val="28"/>
                     </w:rPr>
+                    <w:lastRenderedPageBreak/>
                     <w:t>📦</w:t>
                   </w:r>
                   <w:r>
@@ -16246,7 +16250,6 @@
                       <w:sz w:val="28"/>
                       <w:szCs w:val="28"/>
                     </w:rPr>
-                    <w:lastRenderedPageBreak/>
                     <w:t>Definition:</w:t>
                   </w:r>
                   <w:r>
@@ -20413,6 +20416,7 @@
   <w:style w:type="character" w:default="1" w:styleId="DefaultParagraphFont">
     <w:name w:val="Default Paragraph Font"/>
     <w:uiPriority w:val="1"/>
+    <w:semiHidden/>
     <w:unhideWhenUsed/>
   </w:style>
   <w:style w:type="table" w:default="1" w:styleId="TableNormal">
